--- a/Витрина_Проектный_документ.docx
+++ b/Витрина_Проектный_документ.docx
@@ -8055,7 +8055,7 @@
     </w:p>
     <w:bookmarkEnd w:id="105"/>
     <w:bookmarkEnd w:id="106"/>
-    <w:bookmarkStart w:id="111" w:name="бюджет-и-финансирование"/>
+    <w:bookmarkStart w:id="112" w:name="бюджет-и-финансирование"/>
     <w:p>
       <w:pPr>
         <w:pStyle w:val="Heading1"/>
@@ -8380,12 +8380,429 @@
       </w:r>
     </w:p>
     <w:bookmarkEnd w:id="108"/>
-    <w:bookmarkStart w:id="109" w:name="принципы-контроля"/>
+    <w:bookmarkStart w:id="109" w:name="Xcb7ab3b5668b4eb2cdeb453c12c2ad1aed1507b"/>
     <w:p>
       <w:pPr>
         <w:pStyle w:val="Heading2"/>
       </w:pPr>
       <w:r>
+        <w:t xml:space="preserve">10.2.1. Распределение по этапам (регрессионная модель)</w:t>
+      </w:r>
+    </w:p>
+    <w:tbl>
+      <w:tblPr>
+        <w:tblStyle w:val="Table"/>
+        <w:tblW w:type="pct" w:w="5000"/>
+        <w:tblLayout w:type="fixed"/>
+        <w:tblLook w:firstRow="1" w:lastRow="0" w:firstColumn="0" w:lastColumn="0" w:noHBand="0" w:noVBand="0" w:val="0020"/>
+      </w:tblPr>
+      <w:tblGrid>
+        <w:gridCol w:w="1056"/>
+        <w:gridCol w:w="924"/>
+        <w:gridCol w:w="792"/>
+        <w:gridCol w:w="1716"/>
+        <w:gridCol w:w="2112"/>
+        <w:gridCol w:w="1320"/>
+      </w:tblGrid>
+      <w:tr>
+        <w:trPr>
+          <w:tblHeader w:val="on"/>
+        </w:trPr>
+        <w:tc>
+          <w:tcPr/>
+          <w:p>
+            <w:pPr>
+              <w:pStyle w:val="Compact"/>
+            </w:pPr>
+            <w:r>
+              <w:t xml:space="preserve">Период</w:t>
+            </w:r>
+          </w:p>
+        </w:tc>
+        <w:tc>
+          <w:tcPr/>
+          <w:p>
+            <w:pPr>
+              <w:pStyle w:val="Compact"/>
+            </w:pPr>
+            <w:r>
+              <w:t xml:space="preserve">Этапы</w:t>
+            </w:r>
+          </w:p>
+        </w:tc>
+        <w:tc>
+          <w:tcPr/>
+          <w:p>
+            <w:pPr>
+              <w:pStyle w:val="Compact"/>
+            </w:pPr>
+            <w:r>
+              <w:t xml:space="preserve">Доля</w:t>
+            </w:r>
+          </w:p>
+        </w:tc>
+        <w:tc>
+          <w:tcPr/>
+          <w:p>
+            <w:pPr>
+              <w:pStyle w:val="Compact"/>
+            </w:pPr>
+            <w:r>
+              <w:t xml:space="preserve">Сумма (руб.)</w:t>
+            </w:r>
+          </w:p>
+        </w:tc>
+        <w:tc>
+          <w:tcPr/>
+          <w:p>
+            <w:pPr>
+              <w:pStyle w:val="Compact"/>
+            </w:pPr>
+            <w:r>
+              <w:t xml:space="preserve">Среднее в месяц</w:t>
+            </w:r>
+          </w:p>
+        </w:tc>
+        <w:tc>
+          <w:tcPr/>
+          <w:p>
+            <w:pPr>
+              <w:pStyle w:val="Compact"/>
+            </w:pPr>
+            <w:r>
+              <w:t xml:space="preserve">Описание</w:t>
+            </w:r>
+          </w:p>
+        </w:tc>
+      </w:tr>
+      <w:tr>
+        <w:tc>
+          <w:tcPr/>
+          <w:p>
+            <w:pPr>
+              <w:pStyle w:val="Compact"/>
+            </w:pPr>
+            <w:r>
+              <w:t xml:space="preserve">Месяцы 1-3</w:t>
+            </w:r>
+          </w:p>
+        </w:tc>
+        <w:tc>
+          <w:tcPr/>
+          <w:p>
+            <w:pPr>
+              <w:pStyle w:val="Compact"/>
+            </w:pPr>
+            <w:r>
+              <w:t xml:space="preserve">W1–W3</w:t>
+            </w:r>
+          </w:p>
+        </w:tc>
+        <w:tc>
+          <w:tcPr/>
+          <w:p>
+            <w:pPr>
+              <w:pStyle w:val="Compact"/>
+            </w:pPr>
+            <w:r>
+              <w:t xml:space="preserve">40%</w:t>
+            </w:r>
+          </w:p>
+        </w:tc>
+        <w:tc>
+          <w:tcPr/>
+          <w:p>
+            <w:pPr>
+              <w:pStyle w:val="Compact"/>
+            </w:pPr>
+            <w:r>
+              <w:t xml:space="preserve">20 800 000</w:t>
+            </w:r>
+          </w:p>
+        </w:tc>
+        <w:tc>
+          <w:tcPr/>
+          <w:p>
+            <w:pPr>
+              <w:pStyle w:val="Compact"/>
+            </w:pPr>
+            <w:r>
+              <w:t xml:space="preserve">6 933 333</w:t>
+            </w:r>
+          </w:p>
+        </w:tc>
+        <w:tc>
+          <w:tcPr/>
+          <w:p>
+            <w:pPr>
+              <w:pStyle w:val="Compact"/>
+            </w:pPr>
+            <w:r>
+              <w:t xml:space="preserve">Максимум ресурсов — архитектура, разработка, инфраструктура</w:t>
+            </w:r>
+          </w:p>
+        </w:tc>
+      </w:tr>
+      <w:tr>
+        <w:tc>
+          <w:tcPr/>
+          <w:p>
+            <w:pPr>
+              <w:pStyle w:val="Compact"/>
+            </w:pPr>
+            <w:r>
+              <w:t xml:space="preserve">Месяцы 4-6</w:t>
+            </w:r>
+          </w:p>
+        </w:tc>
+        <w:tc>
+          <w:tcPr/>
+          <w:p>
+            <w:pPr>
+              <w:pStyle w:val="Compact"/>
+            </w:pPr>
+            <w:r>
+              <w:t xml:space="preserve">W4–W6</w:t>
+            </w:r>
+          </w:p>
+        </w:tc>
+        <w:tc>
+          <w:tcPr/>
+          <w:p>
+            <w:pPr>
+              <w:pStyle w:val="Compact"/>
+            </w:pPr>
+            <w:r>
+              <w:t xml:space="preserve">30%</w:t>
+            </w:r>
+          </w:p>
+        </w:tc>
+        <w:tc>
+          <w:tcPr/>
+          <w:p>
+            <w:pPr>
+              <w:pStyle w:val="Compact"/>
+            </w:pPr>
+            <w:r>
+              <w:t xml:space="preserve">15 600 000</w:t>
+            </w:r>
+          </w:p>
+        </w:tc>
+        <w:tc>
+          <w:tcPr/>
+          <w:p>
+            <w:pPr>
+              <w:pStyle w:val="Compact"/>
+            </w:pPr>
+            <w:r>
+              <w:t xml:space="preserve">5 200 000</w:t>
+            </w:r>
+          </w:p>
+        </w:tc>
+        <w:tc>
+          <w:tcPr/>
+          <w:p>
+            <w:pPr>
+              <w:pStyle w:val="Compact"/>
+            </w:pPr>
+            <w:r>
+              <w:t xml:space="preserve">Активная разработка — маркетплейс, доставка, стабилизация</w:t>
+            </w:r>
+          </w:p>
+        </w:tc>
+      </w:tr>
+      <w:tr>
+        <w:tc>
+          <w:tcPr/>
+          <w:p>
+            <w:pPr>
+              <w:pStyle w:val="Compact"/>
+            </w:pPr>
+            <w:r>
+              <w:t xml:space="preserve">Месяцы 7-9</w:t>
+            </w:r>
+          </w:p>
+        </w:tc>
+        <w:tc>
+          <w:tcPr/>
+          <w:p>
+            <w:pPr>
+              <w:pStyle w:val="Compact"/>
+            </w:pPr>
+            <w:r>
+              <w:t xml:space="preserve">W7–W9</w:t>
+            </w:r>
+          </w:p>
+        </w:tc>
+        <w:tc>
+          <w:tcPr/>
+          <w:p>
+            <w:pPr>
+              <w:pStyle w:val="Compact"/>
+            </w:pPr>
+            <w:r>
+              <w:t xml:space="preserve">20%</w:t>
+            </w:r>
+          </w:p>
+        </w:tc>
+        <w:tc>
+          <w:tcPr/>
+          <w:p>
+            <w:pPr>
+              <w:pStyle w:val="Compact"/>
+            </w:pPr>
+            <w:r>
+              <w:t xml:space="preserve">10 400 000</w:t>
+            </w:r>
+          </w:p>
+        </w:tc>
+        <w:tc>
+          <w:tcPr/>
+          <w:p>
+            <w:pPr>
+              <w:pStyle w:val="Compact"/>
+            </w:pPr>
+            <w:r>
+              <w:t xml:space="preserve">3 466 667</w:t>
+            </w:r>
+          </w:p>
+        </w:tc>
+        <w:tc>
+          <w:tcPr/>
+          <w:p>
+            <w:pPr>
+              <w:pStyle w:val="Compact"/>
+            </w:pPr>
+            <w:r>
+              <w:t xml:space="preserve">Снижение разработки — интеграции с ритейлом</w:t>
+            </w:r>
+          </w:p>
+        </w:tc>
+      </w:tr>
+      <w:tr>
+        <w:tc>
+          <w:tcPr/>
+          <w:p>
+            <w:pPr>
+              <w:pStyle w:val="Compact"/>
+            </w:pPr>
+            <w:r>
+              <w:t xml:space="preserve">Месяцы 10-12</w:t>
+            </w:r>
+          </w:p>
+        </w:tc>
+        <w:tc>
+          <w:tcPr/>
+          <w:p>
+            <w:pPr>
+              <w:pStyle w:val="Compact"/>
+            </w:pPr>
+            <w:r>
+              <w:t xml:space="preserve">W10–W12</w:t>
+            </w:r>
+          </w:p>
+        </w:tc>
+        <w:tc>
+          <w:tcPr/>
+          <w:p>
+            <w:pPr>
+              <w:pStyle w:val="Compact"/>
+            </w:pPr>
+            <w:r>
+              <w:t xml:space="preserve">10%</w:t>
+            </w:r>
+          </w:p>
+        </w:tc>
+        <w:tc>
+          <w:tcPr/>
+          <w:p>
+            <w:pPr>
+              <w:pStyle w:val="Compact"/>
+            </w:pPr>
+            <w:r>
+              <w:t xml:space="preserve">5 200 000</w:t>
+            </w:r>
+          </w:p>
+        </w:tc>
+        <w:tc>
+          <w:tcPr/>
+          <w:p>
+            <w:pPr>
+              <w:pStyle w:val="Compact"/>
+            </w:pPr>
+            <w:r>
+              <w:t xml:space="preserve">1 733 333</w:t>
+            </w:r>
+          </w:p>
+        </w:tc>
+        <w:tc>
+          <w:tcPr/>
+          <w:p>
+            <w:pPr>
+              <w:pStyle w:val="Compact"/>
+            </w:pPr>
+            <w:r>
+              <w:t xml:space="preserve">Минимум — только поддержка и масштабирование</w:t>
+            </w:r>
+          </w:p>
+        </w:tc>
+      </w:tr>
+    </w:tbl>
+    <w:p>
+      <w:pPr>
+        <w:pStyle w:val="BodyText"/>
+      </w:pPr>
+      <w:r>
+        <w:rPr>
+          <w:b/>
+          <w:bCs/>
+        </w:rPr>
+        <w:t xml:space="preserve">Итого: 52 000 000 руб.</w:t>
+      </w:r>
+    </w:p>
+    <w:p>
+      <w:pPr>
+        <w:pStyle w:val="BodyText"/>
+      </w:pPr>
+      <w:r>
+        <w:rPr>
+          <w:b/>
+          <w:bCs/>
+        </w:rPr>
+        <w:t xml:space="preserve">Принцип:</w:t>
+      </w:r>
+      <w:r>
+        <w:t xml:space="preserve"> </w:t>
+      </w:r>
+      <w:r>
+        <w:t xml:space="preserve">- W1-W3: 10-12 человек (полный состав)</w:t>
+      </w:r>
+      <w:r>
+        <w:t xml:space="preserve"> </w:t>
+      </w:r>
+      <w:r>
+        <w:t xml:space="preserve">- W4-W6: 8-10 человек (снижение после стабилизации)</w:t>
+      </w:r>
+      <w:r>
+        <w:t xml:space="preserve"> </w:t>
+      </w:r>
+      <w:r>
+        <w:t xml:space="preserve">- W7-W9: 6-8 человек (интеграции, оптимизация)</w:t>
+      </w:r>
+      <w:r>
+        <w:t xml:space="preserve"> </w:t>
+      </w:r>
+      <w:r>
+        <w:t xml:space="preserve">- W10-W12: 4-6 человек (поддержка)</w:t>
+      </w:r>
+    </w:p>
+    <w:bookmarkEnd w:id="109"/>
+    <w:bookmarkStart w:id="110" w:name="принципы-контроля"/>
+    <w:p>
+      <w:pPr>
+        <w:pStyle w:val="Heading2"/>
+      </w:pPr>
+      <w:r>
         <w:t xml:space="preserve">10.3. Принципы контроля</w:t>
       </w:r>
     </w:p>
@@ -8449,8 +8866,8 @@
         <w:t xml:space="preserve">Изменение скоупа — только через формализованный процесс с пересчётом влияния на бюджет</w:t>
       </w:r>
     </w:p>
-    <w:bookmarkEnd w:id="109"/>
-    <w:bookmarkStart w:id="110" w:name="ожидаемая-экономика"/>
+    <w:bookmarkEnd w:id="110"/>
+    <w:bookmarkStart w:id="111" w:name="ожидаемая-экономика"/>
     <w:p>
       <w:pPr>
         <w:pStyle w:val="Heading2"/>
@@ -8490,9 +8907,9 @@
         </w:pict>
       </w:r>
     </w:p>
-    <w:bookmarkEnd w:id="110"/>
     <w:bookmarkEnd w:id="111"/>
-    <w:bookmarkStart w:id="115" w:name="метрики-успеха-и-критерии-приёмки"/>
+    <w:bookmarkEnd w:id="112"/>
+    <w:bookmarkStart w:id="116" w:name="метрики-успеха-и-критерии-приёмки"/>
     <w:p>
       <w:pPr>
         <w:pStyle w:val="Heading1"/>
@@ -8501,7 +8918,7 @@
         <w:t xml:space="preserve">11. МЕТРИКИ УСПЕХА И КРИТЕРИИ ПРИЁМКИ</w:t>
       </w:r>
     </w:p>
-    <w:bookmarkStart w:id="112" w:name="технические-метрики"/>
+    <w:bookmarkStart w:id="113" w:name="технические-метрики"/>
     <w:p>
       <w:pPr>
         <w:pStyle w:val="Heading2"/>
@@ -8735,8 +9152,8 @@
         </w:tc>
       </w:tr>
     </w:tbl>
-    <w:bookmarkEnd w:id="112"/>
-    <w:bookmarkStart w:id="113" w:name="бизнес-метрики"/>
+    <w:bookmarkEnd w:id="113"/>
+    <w:bookmarkStart w:id="114" w:name="бизнес-метрики"/>
     <w:p>
       <w:pPr>
         <w:pStyle w:val="Heading2"/>
@@ -8935,8 +9352,8 @@
         </w:tc>
       </w:tr>
     </w:tbl>
-    <w:bookmarkEnd w:id="113"/>
-    <w:bookmarkStart w:id="114" w:name="критерии-приёмки-по-этапам"/>
+    <w:bookmarkEnd w:id="114"/>
+    <w:bookmarkStart w:id="115" w:name="критерии-приёмки-по-этапам"/>
     <w:p>
       <w:pPr>
         <w:pStyle w:val="Heading2"/>
@@ -9423,9 +9840,9 @@
         </w:pict>
       </w:r>
     </w:p>
-    <w:bookmarkEnd w:id="114"/>
     <w:bookmarkEnd w:id="115"/>
-    <w:bookmarkStart w:id="119" w:name="риски-и-митигация"/>
+    <w:bookmarkEnd w:id="116"/>
+    <w:bookmarkStart w:id="120" w:name="риски-и-митигация"/>
     <w:p>
       <w:pPr>
         <w:pStyle w:val="Heading1"/>
@@ -9434,7 +9851,7 @@
         <w:t xml:space="preserve">12. РИСКИ И МИТИГАЦИЯ</w:t>
       </w:r>
     </w:p>
-    <w:bookmarkStart w:id="116" w:name="технические-риски"/>
+    <w:bookmarkStart w:id="117" w:name="технические-риски"/>
     <w:p>
       <w:pPr>
         <w:pStyle w:val="Heading2"/>
@@ -9690,8 +10107,8 @@
         </w:tc>
       </w:tr>
     </w:tbl>
-    <w:bookmarkEnd w:id="116"/>
-    <w:bookmarkStart w:id="117" w:name="бизнес-риски"/>
+    <w:bookmarkEnd w:id="117"/>
+    <w:bookmarkStart w:id="118" w:name="бизнес-риски"/>
     <w:p>
       <w:pPr>
         <w:pStyle w:val="Heading2"/>
@@ -9901,8 +10318,8 @@
         </w:tc>
       </w:tr>
     </w:tbl>
-    <w:bookmarkEnd w:id="117"/>
-    <w:bookmarkStart w:id="118" w:name="допущения"/>
+    <w:bookmarkEnd w:id="118"/>
+    <w:bookmarkStart w:id="119" w:name="допущения"/>
     <w:p>
       <w:pPr>
         <w:pStyle w:val="Heading2"/>
@@ -9966,9 +10383,9 @@
         </w:pict>
       </w:r>
     </w:p>
-    <w:bookmarkEnd w:id="118"/>
     <w:bookmarkEnd w:id="119"/>
-    <w:bookmarkStart w:id="123" w:name="график-реализации"/>
+    <w:bookmarkEnd w:id="120"/>
+    <w:bookmarkStart w:id="124" w:name="график-реализации"/>
     <w:p>
       <w:pPr>
         <w:pStyle w:val="Heading1"/>
@@ -9977,7 +10394,7 @@
         <w:t xml:space="preserve">13. ГРАФИК РЕАЛИЗАЦИИ</w:t>
       </w:r>
     </w:p>
-    <w:bookmarkStart w:id="120" w:name="общий-таймлайн"/>
+    <w:bookmarkStart w:id="121" w:name="общий-таймлайн"/>
     <w:p>
       <w:pPr>
         <w:pStyle w:val="Heading2"/>
@@ -10191,8 +10608,8 @@
         <w:t xml:space="preserve">: 12 месяцев (48 недель)</w:t>
       </w:r>
     </w:p>
-    <w:bookmarkEnd w:id="120"/>
-    <w:bookmarkStart w:id="121" w:name="ключевые-даты-milestones"/>
+    <w:bookmarkEnd w:id="121"/>
+    <w:bookmarkStart w:id="122" w:name="ключевые-даты-milestones"/>
     <w:p>
       <w:pPr>
         <w:pStyle w:val="Heading2"/>
@@ -10426,8 +10843,8 @@
         </w:tc>
       </w:tr>
     </w:tbl>
-    <w:bookmarkEnd w:id="121"/>
-    <w:bookmarkStart w:id="122" w:name="методология"/>
+    <w:bookmarkEnd w:id="122"/>
+    <w:bookmarkStart w:id="123" w:name="методология"/>
     <w:p>
       <w:pPr>
         <w:pStyle w:val="Heading2"/>
@@ -10491,9 +10908,9 @@
         </w:pict>
       </w:r>
     </w:p>
-    <w:bookmarkEnd w:id="122"/>
     <w:bookmarkEnd w:id="123"/>
-    <w:bookmarkStart w:id="150" w:name="faq-часто-задаваемые-вопросы-и-ответы"/>
+    <w:bookmarkEnd w:id="124"/>
+    <w:bookmarkStart w:id="152" w:name="faq-часто-задаваемые-вопросы-и-ответы"/>
     <w:p>
       <w:pPr>
         <w:pStyle w:val="Heading1"/>
@@ -10502,7 +10919,7 @@
         <w:t xml:space="preserve">14. FAQ: ЧАСТО ЗАДАВАЕМЫЕ ВОПРОСЫ И ОТВЕТЫ</w:t>
       </w:r>
     </w:p>
-    <w:bookmarkStart w:id="128" w:name="вопросы-по-бюджету"/>
+    <w:bookmarkStart w:id="129" w:name="вопросы-по-бюджету"/>
     <w:p>
       <w:pPr>
         <w:pStyle w:val="Heading2"/>
@@ -10511,7 +10928,7 @@
         <w:t xml:space="preserve">14.1. Вопросы по бюджету</w:t>
       </w:r>
     </w:p>
-    <w:bookmarkStart w:id="124" w:name="Xb19a24e5ec8bad6231dfba2a38ff4a8d96c8c56"/>
+    <w:bookmarkStart w:id="125" w:name="Xb19a24e5ec8bad6231dfba2a38ff4a8d96c8c56"/>
     <w:p>
       <w:pPr>
         <w:pStyle w:val="Heading3"/>
@@ -10635,8 +11052,8 @@
         </w:pict>
       </w:r>
     </w:p>
-    <w:bookmarkEnd w:id="124"/>
-    <w:bookmarkStart w:id="125" w:name="X14044db3ebfa4712f64f46c3f7927436b5028cc"/>
+    <w:bookmarkEnd w:id="125"/>
+    <w:bookmarkStart w:id="126" w:name="X14044db3ebfa4712f64f46c3f7927436b5028cc"/>
     <w:p>
       <w:pPr>
         <w:pStyle w:val="Heading3"/>
@@ -10767,8 +11184,8 @@
         </w:pict>
       </w:r>
     </w:p>
-    <w:bookmarkEnd w:id="125"/>
-    <w:bookmarkStart w:id="126" w:name="X330e04f19216b93c19083d838b53380138d41db"/>
+    <w:bookmarkEnd w:id="126"/>
+    <w:bookmarkStart w:id="127" w:name="X330e04f19216b93c19083d838b53380138d41db"/>
     <w:p>
       <w:pPr>
         <w:pStyle w:val="Heading3"/>
@@ -10877,8 +11294,8 @@
         </w:pict>
       </w:r>
     </w:p>
-    <w:bookmarkEnd w:id="126"/>
-    <w:bookmarkStart w:id="127" w:name="Xb59bbcaa66274fde177987ded00ab0e9420fb82"/>
+    <w:bookmarkEnd w:id="127"/>
+    <w:bookmarkStart w:id="128" w:name="Xb59bbcaa66274fde177987ded00ab0e9420fb82"/>
     <w:p>
       <w:pPr>
         <w:pStyle w:val="Heading3"/>
@@ -10966,9 +11383,9 @@
         </w:pict>
       </w:r>
     </w:p>
-    <w:bookmarkEnd w:id="127"/>
     <w:bookmarkEnd w:id="128"/>
-    <w:bookmarkStart w:id="136" w:name="вопросы-от-инвестора"/>
+    <w:bookmarkEnd w:id="129"/>
+    <w:bookmarkStart w:id="138" w:name="вопросы-от-инвестора"/>
     <w:p>
       <w:pPr>
         <w:pStyle w:val="Heading2"/>
@@ -10977,7 +11394,7 @@
         <w:t xml:space="preserve">14.2. Вопросы от инвестора</w:t>
       </w:r>
     </w:p>
-    <w:bookmarkStart w:id="129" w:name="когда-проект-начнёт-приносить-прибыль"/>
+    <w:bookmarkStart w:id="130" w:name="когда-проект-начнёт-приносить-прибыль"/>
     <w:p>
       <w:pPr>
         <w:pStyle w:val="Heading3"/>
@@ -11051,8 +11468,8 @@
         </w:pict>
       </w:r>
     </w:p>
-    <w:bookmarkEnd w:id="129"/>
-    <w:bookmarkStart w:id="130" w:name="какой-ожидаемый-roi"/>
+    <w:bookmarkEnd w:id="130"/>
+    <w:bookmarkStart w:id="131" w:name="какой-ожидаемый-roi"/>
     <w:p>
       <w:pPr>
         <w:pStyle w:val="Heading3"/>
@@ -11174,8 +11591,8 @@
         </w:pict>
       </w:r>
     </w:p>
-    <w:bookmarkEnd w:id="130"/>
-    <w:bookmarkStart w:id="131" w:name="X1fd772a7d37740ca13c7ddf6a5b95c1c530a535"/>
+    <w:bookmarkEnd w:id="131"/>
+    <w:bookmarkStart w:id="132" w:name="X1fd772a7d37740ca13c7ddf6a5b95c1c530a535"/>
     <w:p>
       <w:pPr>
         <w:pStyle w:val="Heading3"/>
@@ -11281,8 +11698,8 @@
         </w:pict>
       </w:r>
     </w:p>
-    <w:bookmarkEnd w:id="131"/>
-    <w:bookmarkStart w:id="132" w:name="как-будет-монетизироваться-платформа"/>
+    <w:bookmarkEnd w:id="132"/>
+    <w:bookmarkStart w:id="133" w:name="как-будет-монетизироваться-платформа"/>
     <w:p>
       <w:pPr>
         <w:pStyle w:val="Heading3"/>
@@ -11482,8 +11899,8 @@
         </w:pict>
       </w:r>
     </w:p>
-    <w:bookmarkEnd w:id="132"/>
-    <w:bookmarkStart w:id="133" w:name="X9e3e004a026d11ead27bc0ef4890b3c3e22da40"/>
+    <w:bookmarkEnd w:id="133"/>
+    <w:bookmarkStart w:id="134" w:name="X9e3e004a026d11ead27bc0ef4890b3c3e22da40"/>
     <w:p>
       <w:pPr>
         <w:pStyle w:val="Heading3"/>
@@ -11820,8 +12237,8 @@
         </w:pict>
       </w:r>
     </w:p>
-    <w:bookmarkEnd w:id="133"/>
-    <w:bookmarkStart w:id="134" w:name="X3198428c1c5e85992d6e1f0b02d2dc5f438f9ea"/>
+    <w:bookmarkEnd w:id="134"/>
+    <w:bookmarkStart w:id="135" w:name="X3198428c1c5e85992d6e1f0b02d2dc5f438f9ea"/>
     <w:p>
       <w:pPr>
         <w:pStyle w:val="Heading3"/>
@@ -11983,8 +12400,8 @@
         </w:pict>
       </w:r>
     </w:p>
-    <w:bookmarkEnd w:id="134"/>
-    <w:bookmarkStart w:id="135" w:name="X90382fc328f534c41d489b94b76c16af7edec84"/>
+    <w:bookmarkEnd w:id="135"/>
+    <w:bookmarkStart w:id="136" w:name="X90382fc328f534c41d489b94b76c16af7edec84"/>
     <w:p>
       <w:pPr>
         <w:pStyle w:val="Heading3"/>
@@ -12208,24 +12625,14 @@
         </w:pict>
       </w:r>
     </w:p>
-    <w:bookmarkEnd w:id="135"/>
     <w:bookmarkEnd w:id="136"/>
-    <w:bookmarkStart w:id="142" w:name="вопросы-от-владельца-сервиса"/>
-    <w:p>
-      <w:pPr>
-        <w:pStyle w:val="Heading2"/>
-      </w:pPr>
-      <w:r>
-        <w:t xml:space="preserve">14.3. Вопросы от владельца сервиса</w:t>
-      </w:r>
-    </w:p>
-    <w:bookmarkStart w:id="137" w:name="X9ff170b6372792b78e4023a832c678189b84da9"/>
+    <w:bookmarkStart w:id="137" w:name="X347caee74713e2b58efc9264734bcccd6239387"/>
     <w:p>
       <w:pPr>
         <w:pStyle w:val="Heading3"/>
       </w:pPr>
       <w:r>
-        <w:t xml:space="preserve">Что произойдёт с текущими пользователями во время миграции?</w:t>
+        <w:t xml:space="preserve">Как финансируется проект — сразу 52 млн рублей или поэтапно?</w:t>
       </w:r>
     </w:p>
     <w:p>
@@ -12243,7 +12650,7 @@
         <w:t xml:space="preserve"> </w:t>
       </w:r>
       <w:r>
-        <w:t xml:space="preserve">Миграция пользователей осуществляется</w:t>
+        <w:t xml:space="preserve">Проект использует</w:t>
       </w:r>
       <w:r>
         <w:t xml:space="preserve"> </w:t>
@@ -12253,129 +12660,348 @@
           <w:b/>
           <w:bCs/>
         </w:rPr>
-        <w:t xml:space="preserve">без перерыва сервиса</w:t>
-      </w:r>
-      <w:r>
-        <w:t xml:space="preserve">:</w:t>
-      </w:r>
-    </w:p>
-    <w:p>
-      <w:pPr>
-        <w:pStyle w:val="Compact"/>
-        <w:numPr>
-          <w:ilvl w:val="0"/>
-          <w:numId w:val="1111"/>
-        </w:numPr>
-      </w:pPr>
-      <w:r>
-        <w:rPr>
-          <w:b/>
-          <w:bCs/>
-        </w:rPr>
-        <w:t xml:space="preserve">Подход двойной записи</w:t>
-      </w:r>
-      <w:r>
-        <w:t xml:space="preserve">: новые заказы пишутся одновременно в старую и новую системы</w:t>
-      </w:r>
-    </w:p>
-    <w:p>
-      <w:pPr>
-        <w:pStyle w:val="Compact"/>
-        <w:numPr>
-          <w:ilvl w:val="0"/>
-          <w:numId w:val="1111"/>
-        </w:numPr>
-      </w:pPr>
-      <w:r>
-        <w:rPr>
-          <w:b/>
-          <w:bCs/>
-        </w:rPr>
-        <w:t xml:space="preserve">Пользователи не замечают перехода</w:t>
-      </w:r>
-      <w:r>
-        <w:t xml:space="preserve">: интерфейс нового клиента идентичен или улучшен</w:t>
-      </w:r>
-    </w:p>
-    <w:p>
-      <w:pPr>
-        <w:pStyle w:val="Compact"/>
-        <w:numPr>
-          <w:ilvl w:val="0"/>
-          <w:numId w:val="1111"/>
-        </w:numPr>
-      </w:pPr>
-      <w:r>
-        <w:rPr>
-          <w:b/>
-          <w:bCs/>
-        </w:rPr>
-        <w:t xml:space="preserve">Постепенный перенос</w:t>
-      </w:r>
-      <w:r>
-        <w:t xml:space="preserve">: сначала 10% трафика на новую систему, затем 100%</w:t>
-      </w:r>
-    </w:p>
-    <w:p>
-      <w:pPr>
-        <w:pStyle w:val="Compact"/>
-        <w:numPr>
-          <w:ilvl w:val="0"/>
-          <w:numId w:val="1111"/>
-        </w:numPr>
-      </w:pPr>
-      <w:r>
-        <w:rPr>
-          <w:b/>
-          <w:bCs/>
-        </w:rPr>
-        <w:t xml:space="preserve">Механизм отката</w:t>
-      </w:r>
-      <w:r>
-        <w:t xml:space="preserve">: при проблемах — мгновенное переключение обратно на legacy</w:t>
-      </w:r>
-    </w:p>
-    <w:p>
-      <w:pPr>
-        <w:pStyle w:val="Compact"/>
-        <w:numPr>
-          <w:ilvl w:val="0"/>
-          <w:numId w:val="1111"/>
-        </w:numPr>
-      </w:pPr>
-      <w:r>
-        <w:rPr>
-          <w:b/>
-          <w:bCs/>
-        </w:rPr>
-        <w:t xml:space="preserve">Сохранение данных</w:t>
-      </w:r>
-      <w:r>
-        <w:t xml:space="preserve">: вся история заказов, избранное, адреса доставки переносятся в новую систему</w:t>
-      </w:r>
-    </w:p>
-    <w:p>
-      <w:pPr>
-        <w:pStyle w:val="FirstParagraph"/>
-      </w:pPr>
-      <w:r>
-        <w:t xml:space="preserve">Результат:</w:t>
+        <w:t xml:space="preserve">регрессионную систему финансирования</w:t>
+      </w:r>
+      <w:r>
+        <w:t xml:space="preserve">. Средства выделяются поэтапно, в соответствии с планом работ:</w:t>
+      </w:r>
+    </w:p>
+    <w:p>
+      <w:pPr>
+        <w:pStyle w:val="BodyText"/>
+      </w:pPr>
+      <w:r>
+        <w:rPr>
+          <w:b/>
+          <w:bCs/>
+        </w:rPr>
+        <w:t xml:space="preserve">Этапы с максимальными расходами (W1–W6):</w:t>
       </w:r>
       <w:r>
         <w:t xml:space="preserve"> </w:t>
       </w:r>
       <w:r>
-        <w:rPr>
-          <w:b/>
-          <w:bCs/>
-        </w:rPr>
-        <w:t xml:space="preserve">100% существующих пользователей</w:t>
+        <w:t xml:space="preserve">- Максимальное количество параллельных работ и ресурсов</w:t>
       </w:r>
       <w:r>
         <w:t xml:space="preserve"> </w:t>
       </w:r>
       <w:r>
-        <w:t xml:space="preserve">переводятся на новую платформу без потери функциональности.</w:t>
+        <w:t xml:space="preserve">- Активная разработка, тестирование, развёртывание инфраструктуры</w:t>
+      </w:r>
+      <w:r>
+        <w:t xml:space="preserve"> </w:t>
+      </w:r>
+      <w:r>
+        <w:t xml:space="preserve">- Основные затраты на команду разработки</w:t>
+      </w:r>
+    </w:p>
+    <w:p>
+      <w:pPr>
+        <w:pStyle w:val="BodyText"/>
+      </w:pPr>
+      <w:r>
+        <w:rPr>
+          <w:b/>
+          <w:bCs/>
+        </w:rPr>
+        <w:t xml:space="preserve">Этапы со снижением расходов (W7–W12):</w:t>
+      </w:r>
+      <w:r>
+        <w:t xml:space="preserve"> </w:t>
+      </w:r>
+      <w:r>
+        <w:t xml:space="preserve">- Постепенное сокращение команды разработки</w:t>
+      </w:r>
+      <w:r>
+        <w:t xml:space="preserve"> </w:t>
+      </w:r>
+      <w:r>
+        <w:t xml:space="preserve">- Переход на операционное обслуживание</w:t>
+      </w:r>
+      <w:r>
+        <w:t xml:space="preserve"> </w:t>
+      </w:r>
+      <w:r>
+        <w:t xml:space="preserve">- К W12 остаётся минимальный состав для поддержки системы</w:t>
+      </w:r>
+    </w:p>
+    <w:p>
+      <w:pPr>
+        <w:pStyle w:val="BodyText"/>
+      </w:pPr>
+      <w:r>
+        <w:rPr>
+          <w:b/>
+          <w:bCs/>
+        </w:rPr>
+        <w:t xml:space="preserve">Распределение бюджета:</w:t>
+      </w:r>
+    </w:p>
+    <w:tbl>
+      <w:tblPr>
+        <w:tblStyle w:val="Table"/>
+        <w:tblW w:type="auto" w:w="0"/>
+        <w:tblLook w:firstRow="1" w:lastRow="0" w:firstColumn="0" w:lastColumn="0" w:noHBand="0" w:noVBand="0" w:val="0020"/>
+      </w:tblPr>
+      <w:tblGrid>
+        <w:gridCol w:w="1980"/>
+        <w:gridCol w:w="1980"/>
+        <w:gridCol w:w="1980"/>
+        <w:gridCol w:w="1980"/>
+      </w:tblGrid>
+      <w:tr>
+        <w:trPr>
+          <w:tblHeader w:val="on"/>
+        </w:trPr>
+        <w:tc>
+          <w:tcPr/>
+          <w:p>
+            <w:pPr>
+              <w:pStyle w:val="Compact"/>
+            </w:pPr>
+            <w:r>
+              <w:t xml:space="preserve">Период</w:t>
+            </w:r>
+          </w:p>
+        </w:tc>
+        <w:tc>
+          <w:tcPr/>
+          <w:p>
+            <w:pPr>
+              <w:pStyle w:val="Compact"/>
+            </w:pPr>
+            <w:r>
+              <w:t xml:space="preserve">Этапы</w:t>
+            </w:r>
+          </w:p>
+        </w:tc>
+        <w:tc>
+          <w:tcPr/>
+          <w:p>
+            <w:pPr>
+              <w:pStyle w:val="Compact"/>
+            </w:pPr>
+            <w:r>
+              <w:t xml:space="preserve">Доля</w:t>
+            </w:r>
+          </w:p>
+        </w:tc>
+        <w:tc>
+          <w:tcPr/>
+          <w:p>
+            <w:pPr>
+              <w:pStyle w:val="Compact"/>
+            </w:pPr>
+            <w:r>
+              <w:t xml:space="preserve">Сумма</w:t>
+            </w:r>
+          </w:p>
+        </w:tc>
+      </w:tr>
+      <w:tr>
+        <w:tc>
+          <w:tcPr/>
+          <w:p>
+            <w:pPr>
+              <w:pStyle w:val="Compact"/>
+            </w:pPr>
+            <w:r>
+              <w:t xml:space="preserve">Месяцы 1-3</w:t>
+            </w:r>
+          </w:p>
+        </w:tc>
+        <w:tc>
+          <w:tcPr/>
+          <w:p>
+            <w:pPr>
+              <w:pStyle w:val="Compact"/>
+            </w:pPr>
+            <w:r>
+              <w:t xml:space="preserve">W1–W3</w:t>
+            </w:r>
+          </w:p>
+        </w:tc>
+        <w:tc>
+          <w:tcPr/>
+          <w:p>
+            <w:pPr>
+              <w:pStyle w:val="Compact"/>
+            </w:pPr>
+            <w:r>
+              <w:t xml:space="preserve">40%</w:t>
+            </w:r>
+          </w:p>
+        </w:tc>
+        <w:tc>
+          <w:tcPr/>
+          <w:p>
+            <w:pPr>
+              <w:pStyle w:val="Compact"/>
+            </w:pPr>
+            <w:r>
+              <w:t xml:space="preserve">20,8 млн руб.</w:t>
+            </w:r>
+          </w:p>
+        </w:tc>
+      </w:tr>
+      <w:tr>
+        <w:tc>
+          <w:tcPr/>
+          <w:p>
+            <w:pPr>
+              <w:pStyle w:val="Compact"/>
+            </w:pPr>
+            <w:r>
+              <w:t xml:space="preserve">Месяцы 4-6</w:t>
+            </w:r>
+          </w:p>
+        </w:tc>
+        <w:tc>
+          <w:tcPr/>
+          <w:p>
+            <w:pPr>
+              <w:pStyle w:val="Compact"/>
+            </w:pPr>
+            <w:r>
+              <w:t xml:space="preserve">W4–W6</w:t>
+            </w:r>
+          </w:p>
+        </w:tc>
+        <w:tc>
+          <w:tcPr/>
+          <w:p>
+            <w:pPr>
+              <w:pStyle w:val="Compact"/>
+            </w:pPr>
+            <w:r>
+              <w:t xml:space="preserve">30%</w:t>
+            </w:r>
+          </w:p>
+        </w:tc>
+        <w:tc>
+          <w:tcPr/>
+          <w:p>
+            <w:pPr>
+              <w:pStyle w:val="Compact"/>
+            </w:pPr>
+            <w:r>
+              <w:t xml:space="preserve">15,6 млн руб.</w:t>
+            </w:r>
+          </w:p>
+        </w:tc>
+      </w:tr>
+      <w:tr>
+        <w:tc>
+          <w:tcPr/>
+          <w:p>
+            <w:pPr>
+              <w:pStyle w:val="Compact"/>
+            </w:pPr>
+            <w:r>
+              <w:t xml:space="preserve">Месяцы 7-9</w:t>
+            </w:r>
+          </w:p>
+        </w:tc>
+        <w:tc>
+          <w:tcPr/>
+          <w:p>
+            <w:pPr>
+              <w:pStyle w:val="Compact"/>
+            </w:pPr>
+            <w:r>
+              <w:t xml:space="preserve">W7–W9</w:t>
+            </w:r>
+          </w:p>
+        </w:tc>
+        <w:tc>
+          <w:tcPr/>
+          <w:p>
+            <w:pPr>
+              <w:pStyle w:val="Compact"/>
+            </w:pPr>
+            <w:r>
+              <w:t xml:space="preserve">20%</w:t>
+            </w:r>
+          </w:p>
+        </w:tc>
+        <w:tc>
+          <w:tcPr/>
+          <w:p>
+            <w:pPr>
+              <w:pStyle w:val="Compact"/>
+            </w:pPr>
+            <w:r>
+              <w:t xml:space="preserve">10,4 млн руб.</w:t>
+            </w:r>
+          </w:p>
+        </w:tc>
+      </w:tr>
+      <w:tr>
+        <w:tc>
+          <w:tcPr/>
+          <w:p>
+            <w:pPr>
+              <w:pStyle w:val="Compact"/>
+            </w:pPr>
+            <w:r>
+              <w:t xml:space="preserve">Месяцы 10-12</w:t>
+            </w:r>
+          </w:p>
+        </w:tc>
+        <w:tc>
+          <w:tcPr/>
+          <w:p>
+            <w:pPr>
+              <w:pStyle w:val="Compact"/>
+            </w:pPr>
+            <w:r>
+              <w:t xml:space="preserve">W10–W12</w:t>
+            </w:r>
+          </w:p>
+        </w:tc>
+        <w:tc>
+          <w:tcPr/>
+          <w:p>
+            <w:pPr>
+              <w:pStyle w:val="Compact"/>
+            </w:pPr>
+            <w:r>
+              <w:t xml:space="preserve">10%</w:t>
+            </w:r>
+          </w:p>
+        </w:tc>
+        <w:tc>
+          <w:tcPr/>
+          <w:p>
+            <w:pPr>
+              <w:pStyle w:val="Compact"/>
+            </w:pPr>
+            <w:r>
+              <w:t xml:space="preserve">5,2 млн руб.</w:t>
+            </w:r>
+          </w:p>
+        </w:tc>
+      </w:tr>
+    </w:tbl>
+    <w:p>
+      <w:pPr>
+        <w:pStyle w:val="BodyText"/>
+      </w:pPr>
+      <w:r>
+        <w:rPr>
+          <w:b/>
+          <w:bCs/>
+        </w:rPr>
+        <w:t xml:space="preserve">Итого: 52 млн руб.</w:t>
+      </w:r>
+    </w:p>
+    <w:p>
+      <w:pPr>
+        <w:pStyle w:val="BodyText"/>
+      </w:pPr>
+      <w:r>
+        <w:t xml:space="preserve">Это позволяет оптимизировать расходы и не переплачивать за простой ресурсов после завершения активной разработки.</w:t>
       </w:r>
     </w:p>
     <w:p>
@@ -12386,13 +13012,23 @@
       </w:r>
     </w:p>
     <w:bookmarkEnd w:id="137"/>
-    <w:bookmarkStart w:id="138" w:name="Xa5c3e96843fc7285c7763aa6730b5fe955a20a9"/>
+    <w:bookmarkEnd w:id="138"/>
+    <w:bookmarkStart w:id="144" w:name="вопросы-от-владельца-сервиса"/>
+    <w:p>
+      <w:pPr>
+        <w:pStyle w:val="Heading2"/>
+      </w:pPr>
+      <w:r>
+        <w:t xml:space="preserve">14.3. Вопросы от владельца сервиса</w:t>
+      </w:r>
+    </w:p>
+    <w:bookmarkStart w:id="139" w:name="X9ff170b6372792b78e4023a832c678189b84da9"/>
     <w:p>
       <w:pPr>
         <w:pStyle w:val="Heading3"/>
       </w:pPr>
       <w:r>
-        <w:t xml:space="preserve">Нужно ли обучать персонал? Сколько времени?</w:t>
+        <w:t xml:space="preserve">Что произойдёт с текущими пользователями во время миграции?</w:t>
       </w:r>
     </w:p>
     <w:p>
@@ -12410,83 +13046,115 @@
         <w:t xml:space="preserve"> </w:t>
       </w:r>
       <w:r>
-        <w:t xml:space="preserve">Обучение минимальное благодаря сохранению UX:</w:t>
-      </w:r>
-    </w:p>
-    <w:p>
-      <w:pPr>
-        <w:pStyle w:val="Compact"/>
-        <w:numPr>
-          <w:ilvl w:val="0"/>
-          <w:numId w:val="1112"/>
-        </w:numPr>
-      </w:pPr>
-      <w:r>
-        <w:rPr>
-          <w:b/>
-          <w:bCs/>
-        </w:rPr>
-        <w:t xml:space="preserve">Конечные пользователи (покупатели)</w:t>
-      </w:r>
-      <w:r>
-        <w:t xml:space="preserve">: обучение не требуется — интерфейс интуитивно понятен</w:t>
-      </w:r>
-    </w:p>
-    <w:p>
-      <w:pPr>
-        <w:pStyle w:val="Compact"/>
-        <w:numPr>
-          <w:ilvl w:val="0"/>
-          <w:numId w:val="1112"/>
-        </w:numPr>
-      </w:pPr>
-      <w:r>
-        <w:rPr>
-          <w:b/>
-          <w:bCs/>
-        </w:rPr>
-        <w:t xml:space="preserve">Операторы колл-центра</w:t>
-      </w:r>
-      <w:r>
-        <w:t xml:space="preserve">: 1–2 часа — знакомство с новым интерфейсом</w:t>
-      </w:r>
-    </w:p>
-    <w:p>
-      <w:pPr>
-        <w:pStyle w:val="Compact"/>
-        <w:numPr>
-          <w:ilvl w:val="0"/>
-          <w:numId w:val="1112"/>
-        </w:numPr>
-      </w:pPr>
-      <w:r>
-        <w:rPr>
-          <w:b/>
-          <w:bCs/>
-        </w:rPr>
-        <w:t xml:space="preserve">Менеджеры по работе с партнёрами</w:t>
-      </w:r>
-      <w:r>
-        <w:t xml:space="preserve">: 2–4 часа — новые функции кабинетов продавцов</w:t>
-      </w:r>
-    </w:p>
-    <w:p>
-      <w:pPr>
-        <w:pStyle w:val="Compact"/>
-        <w:numPr>
-          <w:ilvl w:val="0"/>
-          <w:numId w:val="1112"/>
-        </w:numPr>
-      </w:pPr>
-      <w:r>
-        <w:rPr>
-          <w:b/>
-          <w:bCs/>
-        </w:rPr>
-        <w:t xml:space="preserve">Администраторы</w:t>
-      </w:r>
-      <w:r>
-        <w:t xml:space="preserve">: 1 день — новые возможности админ-панели</w:t>
+        <w:t xml:space="preserve">Миграция пользователей осуществляется</w:t>
+      </w:r>
+      <w:r>
+        <w:t xml:space="preserve"> </w:t>
+      </w:r>
+      <w:r>
+        <w:rPr>
+          <w:b/>
+          <w:bCs/>
+        </w:rPr>
+        <w:t xml:space="preserve">без перерыва сервиса</w:t>
+      </w:r>
+      <w:r>
+        <w:t xml:space="preserve">:</w:t>
+      </w:r>
+    </w:p>
+    <w:p>
+      <w:pPr>
+        <w:pStyle w:val="Compact"/>
+        <w:numPr>
+          <w:ilvl w:val="0"/>
+          <w:numId w:val="1111"/>
+        </w:numPr>
+      </w:pPr>
+      <w:r>
+        <w:rPr>
+          <w:b/>
+          <w:bCs/>
+        </w:rPr>
+        <w:t xml:space="preserve">Подход двойной записи</w:t>
+      </w:r>
+      <w:r>
+        <w:t xml:space="preserve">: новые заказы пишутся одновременно в старую и новую системы</w:t>
+      </w:r>
+    </w:p>
+    <w:p>
+      <w:pPr>
+        <w:pStyle w:val="Compact"/>
+        <w:numPr>
+          <w:ilvl w:val="0"/>
+          <w:numId w:val="1111"/>
+        </w:numPr>
+      </w:pPr>
+      <w:r>
+        <w:rPr>
+          <w:b/>
+          <w:bCs/>
+        </w:rPr>
+        <w:t xml:space="preserve">Пользователи не замечают перехода</w:t>
+      </w:r>
+      <w:r>
+        <w:t xml:space="preserve">: интерфейс нового клиента идентичен или улучшен</w:t>
+      </w:r>
+    </w:p>
+    <w:p>
+      <w:pPr>
+        <w:pStyle w:val="Compact"/>
+        <w:numPr>
+          <w:ilvl w:val="0"/>
+          <w:numId w:val="1111"/>
+        </w:numPr>
+      </w:pPr>
+      <w:r>
+        <w:rPr>
+          <w:b/>
+          <w:bCs/>
+        </w:rPr>
+        <w:t xml:space="preserve">Постепенный перенос</w:t>
+      </w:r>
+      <w:r>
+        <w:t xml:space="preserve">: сначала 10% трафика на новую систему, затем 100%</w:t>
+      </w:r>
+    </w:p>
+    <w:p>
+      <w:pPr>
+        <w:pStyle w:val="Compact"/>
+        <w:numPr>
+          <w:ilvl w:val="0"/>
+          <w:numId w:val="1111"/>
+        </w:numPr>
+      </w:pPr>
+      <w:r>
+        <w:rPr>
+          <w:b/>
+          <w:bCs/>
+        </w:rPr>
+        <w:t xml:space="preserve">Механизм отката</w:t>
+      </w:r>
+      <w:r>
+        <w:t xml:space="preserve">: при проблемах — мгновенное переключение обратно на legacy</w:t>
+      </w:r>
+    </w:p>
+    <w:p>
+      <w:pPr>
+        <w:pStyle w:val="Compact"/>
+        <w:numPr>
+          <w:ilvl w:val="0"/>
+          <w:numId w:val="1111"/>
+        </w:numPr>
+      </w:pPr>
+      <w:r>
+        <w:rPr>
+          <w:b/>
+          <w:bCs/>
+        </w:rPr>
+        <w:t xml:space="preserve">Сохранение данных</w:t>
+      </w:r>
+      <w:r>
+        <w:t xml:space="preserve">: вся история заказов, избранное, адреса доставки переносятся в новую систему</w:t>
       </w:r>
     </w:p>
     <w:p>
@@ -12494,7 +13162,23 @@
         <w:pStyle w:val="FirstParagraph"/>
       </w:pPr>
       <w:r>
-        <w:t xml:space="preserve">Документация и видео-инструкции предоставляются в рамках этапа W6.</w:t>
+        <w:t xml:space="preserve">Результат:</w:t>
+      </w:r>
+      <w:r>
+        <w:t xml:space="preserve"> </w:t>
+      </w:r>
+      <w:r>
+        <w:rPr>
+          <w:b/>
+          <w:bCs/>
+        </w:rPr>
+        <w:t xml:space="preserve">100% существующих пользователей</w:t>
+      </w:r>
+      <w:r>
+        <w:t xml:space="preserve"> </w:t>
+      </w:r>
+      <w:r>
+        <w:t xml:space="preserve">переводятся на новую платформу без потери функциональности.</w:t>
       </w:r>
     </w:p>
     <w:p>
@@ -12504,8 +13188,127 @@
         </w:pict>
       </w:r>
     </w:p>
-    <w:bookmarkEnd w:id="138"/>
-    <w:bookmarkStart w:id="139" w:name="Xc20627ec7da2110975cf226d9344fcfa91491c9"/>
+    <w:bookmarkEnd w:id="139"/>
+    <w:bookmarkStart w:id="140" w:name="Xa5c3e96843fc7285c7763aa6730b5fe955a20a9"/>
+    <w:p>
+      <w:pPr>
+        <w:pStyle w:val="Heading3"/>
+      </w:pPr>
+      <w:r>
+        <w:t xml:space="preserve">Нужно ли обучать персонал? Сколько времени?</w:t>
+      </w:r>
+    </w:p>
+    <w:p>
+      <w:pPr>
+        <w:pStyle w:val="FirstParagraph"/>
+      </w:pPr>
+      <w:r>
+        <w:rPr>
+          <w:b/>
+          <w:bCs/>
+        </w:rPr>
+        <w:t xml:space="preserve">Ответ:</w:t>
+      </w:r>
+      <w:r>
+        <w:t xml:space="preserve"> </w:t>
+      </w:r>
+      <w:r>
+        <w:t xml:space="preserve">Обучение минимальное благодаря сохранению UX:</w:t>
+      </w:r>
+    </w:p>
+    <w:p>
+      <w:pPr>
+        <w:pStyle w:val="Compact"/>
+        <w:numPr>
+          <w:ilvl w:val="0"/>
+          <w:numId w:val="1112"/>
+        </w:numPr>
+      </w:pPr>
+      <w:r>
+        <w:rPr>
+          <w:b/>
+          <w:bCs/>
+        </w:rPr>
+        <w:t xml:space="preserve">Конечные пользователи (покупатели)</w:t>
+      </w:r>
+      <w:r>
+        <w:t xml:space="preserve">: обучение не требуется — интерфейс интуитивно понятен</w:t>
+      </w:r>
+    </w:p>
+    <w:p>
+      <w:pPr>
+        <w:pStyle w:val="Compact"/>
+        <w:numPr>
+          <w:ilvl w:val="0"/>
+          <w:numId w:val="1112"/>
+        </w:numPr>
+      </w:pPr>
+      <w:r>
+        <w:rPr>
+          <w:b/>
+          <w:bCs/>
+        </w:rPr>
+        <w:t xml:space="preserve">Операторы колл-центра</w:t>
+      </w:r>
+      <w:r>
+        <w:t xml:space="preserve">: 1–2 часа — знакомство с новым интерфейсом</w:t>
+      </w:r>
+    </w:p>
+    <w:p>
+      <w:pPr>
+        <w:pStyle w:val="Compact"/>
+        <w:numPr>
+          <w:ilvl w:val="0"/>
+          <w:numId w:val="1112"/>
+        </w:numPr>
+      </w:pPr>
+      <w:r>
+        <w:rPr>
+          <w:b/>
+          <w:bCs/>
+        </w:rPr>
+        <w:t xml:space="preserve">Менеджеры по работе с партнёрами</w:t>
+      </w:r>
+      <w:r>
+        <w:t xml:space="preserve">: 2–4 часа — новые функции кабинетов продавцов</w:t>
+      </w:r>
+    </w:p>
+    <w:p>
+      <w:pPr>
+        <w:pStyle w:val="Compact"/>
+        <w:numPr>
+          <w:ilvl w:val="0"/>
+          <w:numId w:val="1112"/>
+        </w:numPr>
+      </w:pPr>
+      <w:r>
+        <w:rPr>
+          <w:b/>
+          <w:bCs/>
+        </w:rPr>
+        <w:t xml:space="preserve">Администраторы</w:t>
+      </w:r>
+      <w:r>
+        <w:t xml:space="preserve">: 1 день — новые возможности админ-панели</w:t>
+      </w:r>
+    </w:p>
+    <w:p>
+      <w:pPr>
+        <w:pStyle w:val="FirstParagraph"/>
+      </w:pPr>
+      <w:r>
+        <w:t xml:space="preserve">Документация и видео-инструкции предоставляются в рамках этапа W6.</w:t>
+      </w:r>
+    </w:p>
+    <w:p>
+      <w:r>
+        <w:pict>
+          <v:rect style="width:0;height:1.5pt" o:hralign="center" o:hrstd="t" o:hr="t"/>
+        </w:pict>
+      </w:r>
+    </w:p>
+    <w:bookmarkEnd w:id="140"/>
+    <w:bookmarkStart w:id="141" w:name="Xc20627ec7da2110975cf226d9344fcfa91491c9"/>
     <w:p>
       <w:pPr>
         <w:pStyle w:val="Heading3"/>
@@ -12778,8 +13581,8 @@
         </w:pict>
       </w:r>
     </w:p>
-    <w:bookmarkEnd w:id="139"/>
-    <w:bookmarkStart w:id="140" w:name="гипермаркеты-уже-согласны-на-подключение"/>
+    <w:bookmarkEnd w:id="141"/>
+    <w:bookmarkStart w:id="142" w:name="гипермаркеты-уже-согласны-на-подключение"/>
     <w:p>
       <w:pPr>
         <w:pStyle w:val="Heading3"/>
@@ -12886,8 +13689,8 @@
         </w:pict>
       </w:r>
     </w:p>
-    <w:bookmarkEnd w:id="140"/>
-    <w:bookmarkStart w:id="141" w:name="X144e7ff27f9fc07fd78ef46db8b9bb227383061"/>
+    <w:bookmarkEnd w:id="142"/>
+    <w:bookmarkStart w:id="143" w:name="X144e7ff27f9fc07fd78ef46db8b9bb227383061"/>
     <w:p>
       <w:pPr>
         <w:pStyle w:val="Heading3"/>
@@ -13011,9 +13814,9 @@
         </w:pict>
       </w:r>
     </w:p>
-    <w:bookmarkEnd w:id="141"/>
-    <w:bookmarkEnd w:id="142"/>
-    <w:bookmarkStart w:id="149" w:name="вопросы-от-госструктур"/>
+    <w:bookmarkEnd w:id="143"/>
+    <w:bookmarkEnd w:id="144"/>
+    <w:bookmarkStart w:id="151" w:name="вопросы-от-госструктур"/>
     <w:p>
       <w:pPr>
         <w:pStyle w:val="Heading2"/>
@@ -13022,7 +13825,7 @@
         <w:t xml:space="preserve">14.4. Вопросы от госструктур</w:t>
       </w:r>
     </w:p>
-    <w:bookmarkStart w:id="143" w:name="X6d54d015981ab8e95c4ff08179a4149b53db240"/>
+    <w:bookmarkStart w:id="145" w:name="X6d54d015981ab8e95c4ff08179a4149b53db240"/>
     <w:p>
       <w:pPr>
         <w:pStyle w:val="Heading3"/>
@@ -13159,8 +13962,8 @@
         </w:pict>
       </w:r>
     </w:p>
-    <w:bookmarkEnd w:id="143"/>
-    <w:bookmarkStart w:id="144" w:name="как-интегрированы-с-фнс-онлайн-кассы"/>
+    <w:bookmarkEnd w:id="145"/>
+    <w:bookmarkStart w:id="146" w:name="как-интегрированы-с-фнс-онлайн-кассы"/>
     <w:p>
       <w:pPr>
         <w:pStyle w:val="Heading3"/>
@@ -13300,8 +14103,8 @@
         </w:pict>
       </w:r>
     </w:p>
-    <w:bookmarkEnd w:id="144"/>
-    <w:bookmarkStart w:id="145" w:name="курьеры-сотрудники-или-подрядчики"/>
+    <w:bookmarkEnd w:id="146"/>
+    <w:bookmarkStart w:id="147" w:name="курьеры-сотрудники-или-подрядчики"/>
     <w:p>
       <w:pPr>
         <w:pStyle w:val="Heading3"/>
@@ -13437,8 +14240,8 @@
         </w:pict>
       </w:r>
     </w:p>
-    <w:bookmarkEnd w:id="145"/>
-    <w:bookmarkStart w:id="146" w:name="какой-налоговый-режим-применяется"/>
+    <w:bookmarkEnd w:id="147"/>
+    <w:bookmarkStart w:id="148" w:name="какой-налоговый-режим-применяется"/>
     <w:p>
       <w:pPr>
         <w:pStyle w:val="Heading3"/>
@@ -13589,8 +14392,8 @@
         </w:pict>
       </w:r>
     </w:p>
-    <w:bookmarkEnd w:id="146"/>
-    <w:bookmarkStart w:id="147" w:name="X3f4fa9caba86f80f1e71ab5461902a1e0485db1"/>
+    <w:bookmarkEnd w:id="148"/>
+    <w:bookmarkStart w:id="149" w:name="X3f4fa9caba86f80f1e71ab5461902a1e0485db1"/>
     <w:p>
       <w:pPr>
         <w:pStyle w:val="Heading3"/>
@@ -13756,8 +14559,8 @@
         </w:pict>
       </w:r>
     </w:p>
-    <w:bookmarkEnd w:id="147"/>
-    <w:bookmarkStart w:id="148" w:name="X46117a2413f7db3fb07c1f0bfb1c04952b65934"/>
+    <w:bookmarkEnd w:id="149"/>
+    <w:bookmarkStart w:id="150" w:name="X46117a2413f7db3fb07c1f0bfb1c04952b65934"/>
     <w:p>
       <w:pPr>
         <w:pStyle w:val="Heading3"/>
@@ -14066,9 +14869,9 @@
         <w:t xml:space="preserve">Дата: Май 2026 г.</w:t>
       </w:r>
     </w:p>
-    <w:bookmarkEnd w:id="148"/>
-    <w:bookmarkEnd w:id="149"/>
     <w:bookmarkEnd w:id="150"/>
+    <w:bookmarkEnd w:id="151"/>
+    <w:bookmarkEnd w:id="152"/>
     <w:sectPr>
       <w:footnotePr>
         <w:numRestart w:val="eachSect"/>
